--- a/ProjectFlow.docx
+++ b/ProjectFlow.docx
@@ -3525,7 +3525,6 @@
           <w:lang w:eastAsia="en-IN"/>
         </w:rPr>
       </w:pPr>
-      <w:proofErr w:type="gramStart"/>
       <w:r>
         <w:rPr>
           <w:rFonts w:ascii="Times New Roman" w:eastAsia="Times New Roman" w:hAnsi="Times New Roman" w:cs="Times New Roman"/>
@@ -3536,20 +3535,7 @@
           <w:szCs w:val="48"/>
           <w:lang w:eastAsia="en-IN"/>
         </w:rPr>
-        <w:t>🧭 9.</w:t>
-      </w:r>
-      <w:proofErr w:type="gramEnd"/>
-      <w:r>
-        <w:rPr>
-          <w:rFonts w:ascii="Times New Roman" w:eastAsia="Times New Roman" w:hAnsi="Times New Roman" w:cs="Times New Roman"/>
-          <w:b/>
-          <w:bCs/>
-          <w:kern w:val="36"/>
-          <w:sz w:val="48"/>
-          <w:szCs w:val="48"/>
-          <w:lang w:eastAsia="en-IN"/>
-        </w:rPr>
-        <w:t xml:space="preserve"> Cross-Module Communication (IMPORTANT)</w:t>
+        <w:t>🧭 9. Cross-Module Communication (IMPORTANT)</w:t>
       </w:r>
     </w:p>
     <w:p>
@@ -3784,7 +3770,6 @@
           <w:lang w:eastAsia="en-IN"/>
         </w:rPr>
       </w:pPr>
-      <w:proofErr w:type="gramStart"/>
       <w:r>
         <w:rPr>
           <w:rFonts w:ascii="Times New Roman" w:eastAsia="Times New Roman" w:hAnsi="Times New Roman" w:cs="Times New Roman"/>
@@ -3795,20 +3780,7 @@
           <w:szCs w:val="48"/>
           <w:lang w:eastAsia="en-IN"/>
         </w:rPr>
-        <w:t>🌐 10.</w:t>
-      </w:r>
-      <w:proofErr w:type="gramEnd"/>
-      <w:r>
-        <w:rPr>
-          <w:rFonts w:ascii="Times New Roman" w:eastAsia="Times New Roman" w:hAnsi="Times New Roman" w:cs="Times New Roman"/>
-          <w:b/>
-          <w:bCs/>
-          <w:kern w:val="36"/>
-          <w:sz w:val="48"/>
-          <w:szCs w:val="48"/>
-          <w:lang w:eastAsia="en-IN"/>
-        </w:rPr>
-        <w:t xml:space="preserve"> Angular Enterprise Setup</w:t>
+        <w:t>🌐 10. Angular Enterprise Setup</w:t>
       </w:r>
     </w:p>
     <w:p>
@@ -3840,7 +3812,6 @@
         </w:rPr>
       </w:pPr>
       <w:proofErr w:type="spellStart"/>
-      <w:proofErr w:type="gramStart"/>
       <w:r>
         <w:rPr>
           <w:rFonts w:ascii="Courier New" w:eastAsia="Times New Roman" w:hAnsi="Courier New" w:cs="Courier New"/>
@@ -3851,7 +3822,6 @@
         <w:t>ng</w:t>
       </w:r>
       <w:proofErr w:type="spellEnd"/>
-      <w:proofErr w:type="gramEnd"/>
       <w:r>
         <w:rPr>
           <w:rFonts w:ascii="Courier New" w:eastAsia="Times New Roman" w:hAnsi="Courier New" w:cs="Courier New"/>
@@ -3969,7 +3939,6 @@
         </w:rPr>
       </w:pPr>
       <w:proofErr w:type="spellStart"/>
-      <w:proofErr w:type="gramStart"/>
       <w:r>
         <w:rPr>
           <w:rFonts w:ascii="Courier New" w:eastAsia="Times New Roman" w:hAnsi="Courier New" w:cs="Courier New"/>
@@ -3987,17 +3956,7 @@
           <w:szCs w:val="20"/>
           <w:lang w:eastAsia="en-IN"/>
         </w:rPr>
-        <w:t>/app</w:t>
-      </w:r>
-      <w:proofErr w:type="gramEnd"/>
-      <w:r>
-        <w:rPr>
-          <w:rFonts w:ascii="Courier New" w:eastAsia="Times New Roman" w:hAnsi="Courier New" w:cs="Courier New"/>
-          <w:sz w:val="20"/>
-          <w:szCs w:val="20"/>
-          <w:lang w:eastAsia="en-IN"/>
-        </w:rPr>
-        <w:t>/</w:t>
+        <w:t>/app/</w:t>
       </w:r>
       <w:r>
         <w:rPr>
@@ -4342,7 +4301,6 @@
           <w:lang w:eastAsia="en-IN"/>
         </w:rPr>
       </w:pPr>
-      <w:proofErr w:type="gramStart"/>
       <w:r>
         <w:rPr>
           <w:rFonts w:ascii="Times New Roman" w:eastAsia="Times New Roman" w:hAnsi="Times New Roman" w:cs="Times New Roman"/>
@@ -4353,20 +4311,7 @@
           <w:szCs w:val="48"/>
           <w:lang w:eastAsia="en-IN"/>
         </w:rPr>
-        <w:t>🐳 11.</w:t>
-      </w:r>
-      <w:proofErr w:type="gramEnd"/>
-      <w:r>
-        <w:rPr>
-          <w:rFonts w:ascii="Times New Roman" w:eastAsia="Times New Roman" w:hAnsi="Times New Roman" w:cs="Times New Roman"/>
-          <w:b/>
-          <w:bCs/>
-          <w:kern w:val="36"/>
-          <w:sz w:val="48"/>
-          <w:szCs w:val="48"/>
-          <w:lang w:eastAsia="en-IN"/>
-        </w:rPr>
-        <w:t xml:space="preserve"> </w:t>
+        <w:t xml:space="preserve">🐳 11. </w:t>
       </w:r>
       <w:proofErr w:type="spellStart"/>
       <w:r>
@@ -4444,7 +4389,6 @@
         </w:rPr>
       </w:pPr>
       <w:proofErr w:type="spellStart"/>
-      <w:proofErr w:type="gramStart"/>
       <w:r>
         <w:rPr>
           <w:rFonts w:ascii="Courier New" w:eastAsia="Times New Roman" w:hAnsi="Courier New" w:cs="Courier New"/>
@@ -4456,7 +4400,6 @@
         <w:t>docker</w:t>
       </w:r>
       <w:proofErr w:type="spellEnd"/>
-      <w:proofErr w:type="gramEnd"/>
       <w:r>
         <w:rPr>
           <w:rFonts w:ascii="Courier New" w:eastAsia="Times New Roman" w:hAnsi="Courier New" w:cs="Courier New"/>
@@ -4592,7 +4535,6 @@
           <w:lang w:eastAsia="en-IN"/>
         </w:rPr>
       </w:pPr>
-      <w:proofErr w:type="gramStart"/>
       <w:r>
         <w:rPr>
           <w:rFonts w:ascii="Times New Roman" w:eastAsia="Times New Roman" w:hAnsi="Times New Roman" w:cs="Times New Roman"/>
@@ -4603,10 +4545,114 @@
           <w:szCs w:val="48"/>
           <w:lang w:eastAsia="en-IN"/>
         </w:rPr>
-        <w:t>📊 12.</w:t>
-      </w:r>
-      <w:proofErr w:type="gramEnd"/>
-      <w:r>
+        <w:t>📊 12. Logging &amp; Monitoring</w:t>
+      </w:r>
+    </w:p>
+    <w:p>
+      <w:pPr>
+        <w:spacing w:before="100" w:beforeAutospacing="1" w:after="100" w:afterAutospacing="1" w:line="240" w:lineRule="auto"/>
+        <w:rPr>
+          <w:rFonts w:ascii="Times New Roman" w:eastAsia="Times New Roman" w:hAnsi="Times New Roman" w:cs="Times New Roman"/>
+          <w:sz w:val="24"/>
+          <w:szCs w:val="24"/>
+          <w:lang w:eastAsia="en-IN"/>
+        </w:rPr>
+      </w:pPr>
+      <w:r>
+        <w:rPr>
+          <w:rFonts w:ascii="Times New Roman" w:eastAsia="Times New Roman" w:hAnsi="Times New Roman" w:cs="Times New Roman"/>
+          <w:sz w:val="24"/>
+          <w:szCs w:val="24"/>
+          <w:lang w:eastAsia="en-IN"/>
+        </w:rPr>
+        <w:t>👉 Add early:</w:t>
+      </w:r>
+    </w:p>
+    <w:p>
+      <w:pPr>
+        <w:numPr>
+          <w:ilvl w:val="0"/>
+          <w:numId w:val="9"/>
+        </w:numPr>
+        <w:spacing w:before="100" w:beforeAutospacing="1" w:after="100" w:afterAutospacing="1" w:line="240" w:lineRule="auto"/>
+        <w:rPr>
+          <w:rFonts w:ascii="Times New Roman" w:eastAsia="Times New Roman" w:hAnsi="Times New Roman" w:cs="Times New Roman"/>
+          <w:sz w:val="24"/>
+          <w:szCs w:val="24"/>
+          <w:lang w:eastAsia="en-IN"/>
+        </w:rPr>
+      </w:pPr>
+      <w:proofErr w:type="spellStart"/>
+      <w:r>
+        <w:rPr>
+          <w:rFonts w:ascii="Times New Roman" w:eastAsia="Times New Roman" w:hAnsi="Times New Roman" w:cs="Times New Roman"/>
+          <w:sz w:val="24"/>
+          <w:szCs w:val="24"/>
+          <w:lang w:eastAsia="en-IN"/>
+        </w:rPr>
+        <w:t>Serilog</w:t>
+      </w:r>
+      <w:proofErr w:type="spellEnd"/>
+      <w:r>
+        <w:rPr>
+          <w:rFonts w:ascii="Times New Roman" w:eastAsia="Times New Roman" w:hAnsi="Times New Roman" w:cs="Times New Roman"/>
+          <w:sz w:val="24"/>
+          <w:szCs w:val="24"/>
+          <w:lang w:eastAsia="en-IN"/>
+        </w:rPr>
+        <w:t xml:space="preserve"> (logging) </w:t>
+      </w:r>
+    </w:p>
+    <w:p>
+      <w:pPr>
+        <w:numPr>
+          <w:ilvl w:val="0"/>
+          <w:numId w:val="9"/>
+        </w:numPr>
+        <w:spacing w:before="100" w:beforeAutospacing="1" w:after="100" w:afterAutospacing="1" w:line="240" w:lineRule="auto"/>
+        <w:rPr>
+          <w:rFonts w:ascii="Times New Roman" w:eastAsia="Times New Roman" w:hAnsi="Times New Roman" w:cs="Times New Roman"/>
+          <w:sz w:val="24"/>
+          <w:szCs w:val="24"/>
+          <w:lang w:eastAsia="en-IN"/>
+        </w:rPr>
+      </w:pPr>
+      <w:r>
+        <w:rPr>
+          <w:rFonts w:ascii="Times New Roman" w:eastAsia="Times New Roman" w:hAnsi="Times New Roman" w:cs="Times New Roman"/>
+          <w:sz w:val="24"/>
+          <w:szCs w:val="24"/>
+          <w:lang w:eastAsia="en-IN"/>
+        </w:rPr>
+        <w:t xml:space="preserve">Global exception middleware </w:t>
+      </w:r>
+    </w:p>
+    <w:p>
+      <w:pPr>
+        <w:spacing w:after="0" w:line="240" w:lineRule="auto"/>
+        <w:rPr>
+          <w:rFonts w:ascii="Times New Roman" w:eastAsia="Times New Roman" w:hAnsi="Times New Roman" w:cs="Times New Roman"/>
+          <w:sz w:val="24"/>
+          <w:szCs w:val="24"/>
+          <w:lang w:eastAsia="en-IN"/>
+        </w:rPr>
+      </w:pPr>
+      <w:r>
+        <w:rPr>
+          <w:rFonts w:ascii="Times New Roman" w:eastAsia="Times New Roman" w:hAnsi="Times New Roman" w:cs="Times New Roman"/>
+          <w:sz w:val="24"/>
+          <w:szCs w:val="24"/>
+          <w:lang w:eastAsia="en-IN"/>
+        </w:rPr>
+        <w:pict>
+          <v:rect id="_x0000_i1043" style="width:0;height:1.5pt" o:hralign="center" o:hrstd="t" o:hr="t" fillcolor="#a0a0a0" stroked="f"/>
+        </w:pict>
+      </w:r>
+    </w:p>
+    <w:p>
+      <w:pPr>
+        <w:spacing w:before="100" w:beforeAutospacing="1" w:after="100" w:afterAutospacing="1" w:line="240" w:lineRule="auto"/>
+        <w:outlineLvl w:val="0"/>
         <w:rPr>
           <w:rFonts w:ascii="Times New Roman" w:eastAsia="Times New Roman" w:hAnsi="Times New Roman" w:cs="Times New Roman"/>
           <w:b/>
@@ -4616,114 +4662,8 @@
           <w:szCs w:val="48"/>
           <w:lang w:eastAsia="en-IN"/>
         </w:rPr>
-        <w:t xml:space="preserve"> Logging &amp; Monitoring</w:t>
-      </w:r>
-    </w:p>
-    <w:p>
-      <w:pPr>
-        <w:spacing w:before="100" w:beforeAutospacing="1" w:after="100" w:afterAutospacing="1" w:line="240" w:lineRule="auto"/>
-        <w:rPr>
-          <w:rFonts w:ascii="Times New Roman" w:eastAsia="Times New Roman" w:hAnsi="Times New Roman" w:cs="Times New Roman"/>
-          <w:sz w:val="24"/>
-          <w:szCs w:val="24"/>
-          <w:lang w:eastAsia="en-IN"/>
-        </w:rPr>
-      </w:pPr>
-      <w:r>
-        <w:rPr>
-          <w:rFonts w:ascii="Times New Roman" w:eastAsia="Times New Roman" w:hAnsi="Times New Roman" w:cs="Times New Roman"/>
-          <w:sz w:val="24"/>
-          <w:szCs w:val="24"/>
-          <w:lang w:eastAsia="en-IN"/>
-        </w:rPr>
-        <w:t>👉 Add early:</w:t>
-      </w:r>
-    </w:p>
-    <w:p>
-      <w:pPr>
-        <w:numPr>
-          <w:ilvl w:val="0"/>
-          <w:numId w:val="9"/>
-        </w:numPr>
-        <w:spacing w:before="100" w:beforeAutospacing="1" w:after="100" w:afterAutospacing="1" w:line="240" w:lineRule="auto"/>
-        <w:rPr>
-          <w:rFonts w:ascii="Times New Roman" w:eastAsia="Times New Roman" w:hAnsi="Times New Roman" w:cs="Times New Roman"/>
-          <w:sz w:val="24"/>
-          <w:szCs w:val="24"/>
-          <w:lang w:eastAsia="en-IN"/>
-        </w:rPr>
-      </w:pPr>
-      <w:proofErr w:type="spellStart"/>
-      <w:r>
-        <w:rPr>
-          <w:rFonts w:ascii="Times New Roman" w:eastAsia="Times New Roman" w:hAnsi="Times New Roman" w:cs="Times New Roman"/>
-          <w:sz w:val="24"/>
-          <w:szCs w:val="24"/>
-          <w:lang w:eastAsia="en-IN"/>
-        </w:rPr>
-        <w:t>Serilog</w:t>
-      </w:r>
-      <w:proofErr w:type="spellEnd"/>
-      <w:r>
-        <w:rPr>
-          <w:rFonts w:ascii="Times New Roman" w:eastAsia="Times New Roman" w:hAnsi="Times New Roman" w:cs="Times New Roman"/>
-          <w:sz w:val="24"/>
-          <w:szCs w:val="24"/>
-          <w:lang w:eastAsia="en-IN"/>
-        </w:rPr>
-        <w:t xml:space="preserve"> (logging) </w:t>
-      </w:r>
-    </w:p>
-    <w:p>
-      <w:pPr>
-        <w:numPr>
-          <w:ilvl w:val="0"/>
-          <w:numId w:val="9"/>
-        </w:numPr>
-        <w:spacing w:before="100" w:beforeAutospacing="1" w:after="100" w:afterAutospacing="1" w:line="240" w:lineRule="auto"/>
-        <w:rPr>
-          <w:rFonts w:ascii="Times New Roman" w:eastAsia="Times New Roman" w:hAnsi="Times New Roman" w:cs="Times New Roman"/>
-          <w:sz w:val="24"/>
-          <w:szCs w:val="24"/>
-          <w:lang w:eastAsia="en-IN"/>
-        </w:rPr>
-      </w:pPr>
-      <w:r>
-        <w:rPr>
-          <w:rFonts w:ascii="Times New Roman" w:eastAsia="Times New Roman" w:hAnsi="Times New Roman" w:cs="Times New Roman"/>
-          <w:sz w:val="24"/>
-          <w:szCs w:val="24"/>
-          <w:lang w:eastAsia="en-IN"/>
-        </w:rPr>
-        <w:t xml:space="preserve">Global exception middleware </w:t>
-      </w:r>
-    </w:p>
-    <w:p>
-      <w:pPr>
-        <w:spacing w:after="0" w:line="240" w:lineRule="auto"/>
-        <w:rPr>
-          <w:rFonts w:ascii="Times New Roman" w:eastAsia="Times New Roman" w:hAnsi="Times New Roman" w:cs="Times New Roman"/>
-          <w:sz w:val="24"/>
-          <w:szCs w:val="24"/>
-          <w:lang w:eastAsia="en-IN"/>
-        </w:rPr>
-      </w:pPr>
-      <w:r>
-        <w:rPr>
-          <w:rFonts w:ascii="Times New Roman" w:eastAsia="Times New Roman" w:hAnsi="Times New Roman" w:cs="Times New Roman"/>
-          <w:sz w:val="24"/>
-          <w:szCs w:val="24"/>
-          <w:lang w:eastAsia="en-IN"/>
-        </w:rPr>
-        <w:pict>
-          <v:rect id="_x0000_i1043" style="width:0;height:1.5pt" o:hralign="center" o:hrstd="t" o:hr="t" fillcolor="#a0a0a0" stroked="f"/>
-        </w:pict>
-      </w:r>
-    </w:p>
-    <w:p>
-      <w:pPr>
-        <w:spacing w:before="100" w:beforeAutospacing="1" w:after="100" w:afterAutospacing="1" w:line="240" w:lineRule="auto"/>
-        <w:outlineLvl w:val="0"/>
+      </w:pPr>
+      <w:r>
         <w:rPr>
           <w:rFonts w:ascii="Times New Roman" w:eastAsia="Times New Roman" w:hAnsi="Times New Roman" w:cs="Times New Roman"/>
           <w:b/>
@@ -4733,32 +4673,7 @@
           <w:szCs w:val="48"/>
           <w:lang w:eastAsia="en-IN"/>
         </w:rPr>
-      </w:pPr>
-      <w:proofErr w:type="gramStart"/>
-      <w:r>
-        <w:rPr>
-          <w:rFonts w:ascii="Times New Roman" w:eastAsia="Times New Roman" w:hAnsi="Times New Roman" w:cs="Times New Roman"/>
-          <w:b/>
-          <w:bCs/>
-          <w:kern w:val="36"/>
-          <w:sz w:val="48"/>
-          <w:szCs w:val="48"/>
-          <w:lang w:eastAsia="en-IN"/>
-        </w:rPr>
-        <w:t>🧪 13.</w:t>
-      </w:r>
-      <w:proofErr w:type="gramEnd"/>
-      <w:r>
-        <w:rPr>
-          <w:rFonts w:ascii="Times New Roman" w:eastAsia="Times New Roman" w:hAnsi="Times New Roman" w:cs="Times New Roman"/>
-          <w:b/>
-          <w:bCs/>
-          <w:kern w:val="36"/>
-          <w:sz w:val="48"/>
-          <w:szCs w:val="48"/>
-          <w:lang w:eastAsia="en-IN"/>
-        </w:rPr>
-        <w:t xml:space="preserve"> Testing Setup</w:t>
+        <w:t>🧪 13. Testing Setup</w:t>
       </w:r>
     </w:p>
     <w:p>
@@ -4789,25 +4704,14 @@
           <w:lang w:eastAsia="en-IN"/>
         </w:rPr>
       </w:pPr>
-      <w:proofErr w:type="gramStart"/>
-      <w:r>
-        <w:rPr>
-          <w:rFonts w:ascii="Courier New" w:eastAsia="Times New Roman" w:hAnsi="Courier New" w:cs="Courier New"/>
-          <w:sz w:val="20"/>
-          <w:szCs w:val="20"/>
-          <w:lang w:eastAsia="en-IN"/>
-        </w:rPr>
-        <w:t>tests</w:t>
-      </w:r>
-      <w:proofErr w:type="gramEnd"/>
-      <w:r>
-        <w:rPr>
-          <w:rFonts w:ascii="Courier New" w:eastAsia="Times New Roman" w:hAnsi="Courier New" w:cs="Courier New"/>
-          <w:sz w:val="20"/>
-          <w:szCs w:val="20"/>
-          <w:lang w:eastAsia="en-IN"/>
-        </w:rPr>
-        <w:t>/</w:t>
+      <w:r>
+        <w:rPr>
+          <w:rFonts w:ascii="Courier New" w:eastAsia="Times New Roman" w:hAnsi="Courier New" w:cs="Courier New"/>
+          <w:sz w:val="20"/>
+          <w:szCs w:val="20"/>
+          <w:lang w:eastAsia="en-IN"/>
+        </w:rPr>
+        <w:t>tests/</w:t>
       </w:r>
       <w:r>
         <w:rPr>
@@ -4906,7 +4810,6 @@
           <w:lang w:eastAsia="en-IN"/>
         </w:rPr>
       </w:pPr>
-      <w:proofErr w:type="gramStart"/>
       <w:r>
         <w:rPr>
           <w:rFonts w:ascii="Times New Roman" w:eastAsia="Times New Roman" w:hAnsi="Times New Roman" w:cs="Times New Roman"/>
@@ -4917,10 +4820,156 @@
           <w:szCs w:val="48"/>
           <w:lang w:eastAsia="en-IN"/>
         </w:rPr>
-        <w:t>🧭 14.</w:t>
-      </w:r>
-      <w:proofErr w:type="gramEnd"/>
-      <w:r>
+        <w:t>🧭 14. First Development Roadmap</w:t>
+      </w:r>
+    </w:p>
+    <w:p>
+      <w:pPr>
+        <w:spacing w:before="100" w:beforeAutospacing="1" w:after="100" w:afterAutospacing="1" w:line="240" w:lineRule="auto"/>
+        <w:outlineLvl w:val="2"/>
+        <w:rPr>
+          <w:rFonts w:ascii="Times New Roman" w:eastAsia="Times New Roman" w:hAnsi="Times New Roman" w:cs="Times New Roman"/>
+          <w:b/>
+          <w:bCs/>
+          <w:sz w:val="27"/>
+          <w:szCs w:val="27"/>
+          <w:lang w:eastAsia="en-IN"/>
+        </w:rPr>
+      </w:pPr>
+      <w:r>
+        <w:rPr>
+          <w:rFonts w:ascii="Times New Roman" w:eastAsia="Times New Roman" w:hAnsi="Times New Roman" w:cs="Times New Roman"/>
+          <w:b/>
+          <w:bCs/>
+          <w:sz w:val="27"/>
+          <w:szCs w:val="27"/>
+          <w:lang w:eastAsia="en-IN"/>
+        </w:rPr>
+        <w:t>Phase 1 (Foundation)</w:t>
+      </w:r>
+    </w:p>
+    <w:p>
+      <w:pPr>
+        <w:numPr>
+          <w:ilvl w:val="0"/>
+          <w:numId w:val="10"/>
+        </w:numPr>
+        <w:spacing w:before="100" w:beforeAutospacing="1" w:after="100" w:afterAutospacing="1" w:line="240" w:lineRule="auto"/>
+        <w:rPr>
+          <w:rFonts w:ascii="Times New Roman" w:eastAsia="Times New Roman" w:hAnsi="Times New Roman" w:cs="Times New Roman"/>
+          <w:sz w:val="24"/>
+          <w:szCs w:val="24"/>
+          <w:lang w:eastAsia="en-IN"/>
+        </w:rPr>
+      </w:pPr>
+      <w:r>
+        <w:rPr>
+          <w:rFonts w:ascii="Times New Roman" w:eastAsia="Times New Roman" w:hAnsi="Times New Roman" w:cs="Times New Roman"/>
+          <w:sz w:val="24"/>
+          <w:szCs w:val="24"/>
+          <w:lang w:eastAsia="en-IN"/>
+        </w:rPr>
+        <w:t xml:space="preserve">✅ Project structure </w:t>
+      </w:r>
+    </w:p>
+    <w:p>
+      <w:pPr>
+        <w:numPr>
+          <w:ilvl w:val="0"/>
+          <w:numId w:val="10"/>
+        </w:numPr>
+        <w:spacing w:before="100" w:beforeAutospacing="1" w:after="100" w:afterAutospacing="1" w:line="240" w:lineRule="auto"/>
+        <w:rPr>
+          <w:rFonts w:ascii="Times New Roman" w:eastAsia="Times New Roman" w:hAnsi="Times New Roman" w:cs="Times New Roman"/>
+          <w:sz w:val="24"/>
+          <w:szCs w:val="24"/>
+          <w:lang w:eastAsia="en-IN"/>
+        </w:rPr>
+      </w:pPr>
+      <w:r>
+        <w:rPr>
+          <w:rFonts w:ascii="Times New Roman" w:eastAsia="Times New Roman" w:hAnsi="Times New Roman" w:cs="Times New Roman"/>
+          <w:sz w:val="24"/>
+          <w:szCs w:val="24"/>
+          <w:lang w:eastAsia="en-IN"/>
+        </w:rPr>
+        <w:t xml:space="preserve">✅ Tenant module </w:t>
+      </w:r>
+    </w:p>
+    <w:p>
+      <w:pPr>
+        <w:numPr>
+          <w:ilvl w:val="0"/>
+          <w:numId w:val="10"/>
+        </w:numPr>
+        <w:spacing w:before="100" w:beforeAutospacing="1" w:after="100" w:afterAutospacing="1" w:line="240" w:lineRule="auto"/>
+        <w:rPr>
+          <w:rFonts w:ascii="Times New Roman" w:eastAsia="Times New Roman" w:hAnsi="Times New Roman" w:cs="Times New Roman"/>
+          <w:sz w:val="24"/>
+          <w:szCs w:val="24"/>
+          <w:lang w:eastAsia="en-IN"/>
+        </w:rPr>
+      </w:pPr>
+      <w:r>
+        <w:rPr>
+          <w:rFonts w:ascii="Times New Roman" w:eastAsia="Times New Roman" w:hAnsi="Times New Roman" w:cs="Times New Roman"/>
+          <w:sz w:val="24"/>
+          <w:szCs w:val="24"/>
+          <w:lang w:eastAsia="en-IN"/>
+        </w:rPr>
+        <w:t xml:space="preserve">✅ Identity module </w:t>
+      </w:r>
+    </w:p>
+    <w:p>
+      <w:pPr>
+        <w:numPr>
+          <w:ilvl w:val="0"/>
+          <w:numId w:val="10"/>
+        </w:numPr>
+        <w:spacing w:before="100" w:beforeAutospacing="1" w:after="100" w:afterAutospacing="1" w:line="240" w:lineRule="auto"/>
+        <w:rPr>
+          <w:rFonts w:ascii="Times New Roman" w:eastAsia="Times New Roman" w:hAnsi="Times New Roman" w:cs="Times New Roman"/>
+          <w:sz w:val="24"/>
+          <w:szCs w:val="24"/>
+          <w:lang w:eastAsia="en-IN"/>
+        </w:rPr>
+      </w:pPr>
+      <w:r>
+        <w:rPr>
+          <w:rFonts w:ascii="Times New Roman" w:eastAsia="Times New Roman" w:hAnsi="Times New Roman" w:cs="Times New Roman"/>
+          <w:sz w:val="24"/>
+          <w:szCs w:val="24"/>
+          <w:lang w:eastAsia="en-IN"/>
+        </w:rPr>
+        <w:t xml:space="preserve">✅ JWT setup </w:t>
+      </w:r>
+    </w:p>
+    <w:p>
+      <w:pPr>
+        <w:spacing w:after="0" w:line="240" w:lineRule="auto"/>
+        <w:rPr>
+          <w:rFonts w:ascii="Times New Roman" w:eastAsia="Times New Roman" w:hAnsi="Times New Roman" w:cs="Times New Roman"/>
+          <w:sz w:val="24"/>
+          <w:szCs w:val="24"/>
+          <w:lang w:eastAsia="en-IN"/>
+        </w:rPr>
+      </w:pPr>
+      <w:r>
+        <w:rPr>
+          <w:rFonts w:ascii="Times New Roman" w:eastAsia="Times New Roman" w:hAnsi="Times New Roman" w:cs="Times New Roman"/>
+          <w:sz w:val="24"/>
+          <w:szCs w:val="24"/>
+          <w:lang w:eastAsia="en-IN"/>
+        </w:rPr>
+        <w:pict>
+          <v:rect id="_x0000_i1045" style="width:0;height:1.5pt" o:hralign="center" o:hrstd="t" o:hr="t" fillcolor="#a0a0a0" stroked="f"/>
+        </w:pict>
+      </w:r>
+    </w:p>
+    <w:p>
+      <w:pPr>
+        <w:spacing w:before="100" w:beforeAutospacing="1" w:after="100" w:afterAutospacing="1" w:line="240" w:lineRule="auto"/>
+        <w:outlineLvl w:val="0"/>
         <w:rPr>
           <w:rFonts w:ascii="Times New Roman" w:eastAsia="Times New Roman" w:hAnsi="Times New Roman" w:cs="Times New Roman"/>
           <w:b/>
@@ -4930,156 +4979,8 @@
           <w:szCs w:val="48"/>
           <w:lang w:eastAsia="en-IN"/>
         </w:rPr>
-        <w:t xml:space="preserve"> First Development Roadmap</w:t>
-      </w:r>
-    </w:p>
-    <w:p>
-      <w:pPr>
-        <w:spacing w:before="100" w:beforeAutospacing="1" w:after="100" w:afterAutospacing="1" w:line="240" w:lineRule="auto"/>
-        <w:outlineLvl w:val="2"/>
-        <w:rPr>
-          <w:rFonts w:ascii="Times New Roman" w:eastAsia="Times New Roman" w:hAnsi="Times New Roman" w:cs="Times New Roman"/>
-          <w:b/>
-          <w:bCs/>
-          <w:sz w:val="27"/>
-          <w:szCs w:val="27"/>
-          <w:lang w:eastAsia="en-IN"/>
-        </w:rPr>
-      </w:pPr>
-      <w:r>
-        <w:rPr>
-          <w:rFonts w:ascii="Times New Roman" w:eastAsia="Times New Roman" w:hAnsi="Times New Roman" w:cs="Times New Roman"/>
-          <w:b/>
-          <w:bCs/>
-          <w:sz w:val="27"/>
-          <w:szCs w:val="27"/>
-          <w:lang w:eastAsia="en-IN"/>
-        </w:rPr>
-        <w:t>Phase 1 (Foundation)</w:t>
-      </w:r>
-    </w:p>
-    <w:p>
-      <w:pPr>
-        <w:numPr>
-          <w:ilvl w:val="0"/>
-          <w:numId w:val="10"/>
-        </w:numPr>
-        <w:spacing w:before="100" w:beforeAutospacing="1" w:after="100" w:afterAutospacing="1" w:line="240" w:lineRule="auto"/>
-        <w:rPr>
-          <w:rFonts w:ascii="Times New Roman" w:eastAsia="Times New Roman" w:hAnsi="Times New Roman" w:cs="Times New Roman"/>
-          <w:sz w:val="24"/>
-          <w:szCs w:val="24"/>
-          <w:lang w:eastAsia="en-IN"/>
-        </w:rPr>
-      </w:pPr>
-      <w:r>
-        <w:rPr>
-          <w:rFonts w:ascii="Times New Roman" w:eastAsia="Times New Roman" w:hAnsi="Times New Roman" w:cs="Times New Roman"/>
-          <w:sz w:val="24"/>
-          <w:szCs w:val="24"/>
-          <w:lang w:eastAsia="en-IN"/>
-        </w:rPr>
-        <w:t xml:space="preserve">✅ Project structure </w:t>
-      </w:r>
-    </w:p>
-    <w:p>
-      <w:pPr>
-        <w:numPr>
-          <w:ilvl w:val="0"/>
-          <w:numId w:val="10"/>
-        </w:numPr>
-        <w:spacing w:before="100" w:beforeAutospacing="1" w:after="100" w:afterAutospacing="1" w:line="240" w:lineRule="auto"/>
-        <w:rPr>
-          <w:rFonts w:ascii="Times New Roman" w:eastAsia="Times New Roman" w:hAnsi="Times New Roman" w:cs="Times New Roman"/>
-          <w:sz w:val="24"/>
-          <w:szCs w:val="24"/>
-          <w:lang w:eastAsia="en-IN"/>
-        </w:rPr>
-      </w:pPr>
-      <w:r>
-        <w:rPr>
-          <w:rFonts w:ascii="Times New Roman" w:eastAsia="Times New Roman" w:hAnsi="Times New Roman" w:cs="Times New Roman"/>
-          <w:sz w:val="24"/>
-          <w:szCs w:val="24"/>
-          <w:lang w:eastAsia="en-IN"/>
-        </w:rPr>
-        <w:t xml:space="preserve">✅ Tenant module </w:t>
-      </w:r>
-    </w:p>
-    <w:p>
-      <w:pPr>
-        <w:numPr>
-          <w:ilvl w:val="0"/>
-          <w:numId w:val="10"/>
-        </w:numPr>
-        <w:spacing w:before="100" w:beforeAutospacing="1" w:after="100" w:afterAutospacing="1" w:line="240" w:lineRule="auto"/>
-        <w:rPr>
-          <w:rFonts w:ascii="Times New Roman" w:eastAsia="Times New Roman" w:hAnsi="Times New Roman" w:cs="Times New Roman"/>
-          <w:sz w:val="24"/>
-          <w:szCs w:val="24"/>
-          <w:lang w:eastAsia="en-IN"/>
-        </w:rPr>
-      </w:pPr>
-      <w:r>
-        <w:rPr>
-          <w:rFonts w:ascii="Times New Roman" w:eastAsia="Times New Roman" w:hAnsi="Times New Roman" w:cs="Times New Roman"/>
-          <w:sz w:val="24"/>
-          <w:szCs w:val="24"/>
-          <w:lang w:eastAsia="en-IN"/>
-        </w:rPr>
-        <w:t xml:space="preserve">✅ Identity module </w:t>
-      </w:r>
-    </w:p>
-    <w:p>
-      <w:pPr>
-        <w:numPr>
-          <w:ilvl w:val="0"/>
-          <w:numId w:val="10"/>
-        </w:numPr>
-        <w:spacing w:before="100" w:beforeAutospacing="1" w:after="100" w:afterAutospacing="1" w:line="240" w:lineRule="auto"/>
-        <w:rPr>
-          <w:rFonts w:ascii="Times New Roman" w:eastAsia="Times New Roman" w:hAnsi="Times New Roman" w:cs="Times New Roman"/>
-          <w:sz w:val="24"/>
-          <w:szCs w:val="24"/>
-          <w:lang w:eastAsia="en-IN"/>
-        </w:rPr>
-      </w:pPr>
-      <w:r>
-        <w:rPr>
-          <w:rFonts w:ascii="Times New Roman" w:eastAsia="Times New Roman" w:hAnsi="Times New Roman" w:cs="Times New Roman"/>
-          <w:sz w:val="24"/>
-          <w:szCs w:val="24"/>
-          <w:lang w:eastAsia="en-IN"/>
-        </w:rPr>
-        <w:t xml:space="preserve">✅ JWT setup </w:t>
-      </w:r>
-    </w:p>
-    <w:p>
-      <w:pPr>
-        <w:spacing w:after="0" w:line="240" w:lineRule="auto"/>
-        <w:rPr>
-          <w:rFonts w:ascii="Times New Roman" w:eastAsia="Times New Roman" w:hAnsi="Times New Roman" w:cs="Times New Roman"/>
-          <w:sz w:val="24"/>
-          <w:szCs w:val="24"/>
-          <w:lang w:eastAsia="en-IN"/>
-        </w:rPr>
-      </w:pPr>
-      <w:r>
-        <w:rPr>
-          <w:rFonts w:ascii="Times New Roman" w:eastAsia="Times New Roman" w:hAnsi="Times New Roman" w:cs="Times New Roman"/>
-          <w:sz w:val="24"/>
-          <w:szCs w:val="24"/>
-          <w:lang w:eastAsia="en-IN"/>
-        </w:rPr>
-        <w:pict>
-          <v:rect id="_x0000_i1045" style="width:0;height:1.5pt" o:hralign="center" o:hrstd="t" o:hr="t" fillcolor="#a0a0a0" stroked="f"/>
-        </w:pict>
-      </w:r>
-    </w:p>
-    <w:p>
-      <w:pPr>
-        <w:spacing w:before="100" w:beforeAutospacing="1" w:after="100" w:afterAutospacing="1" w:line="240" w:lineRule="auto"/>
-        <w:outlineLvl w:val="0"/>
+      </w:pPr>
+      <w:r>
         <w:rPr>
           <w:rFonts w:ascii="Times New Roman" w:eastAsia="Times New Roman" w:hAnsi="Times New Roman" w:cs="Times New Roman"/>
           <w:b/>
@@ -5089,32 +4990,7 @@
           <w:szCs w:val="48"/>
           <w:lang w:eastAsia="en-IN"/>
         </w:rPr>
-      </w:pPr>
-      <w:proofErr w:type="gramStart"/>
-      <w:r>
-        <w:rPr>
-          <w:rFonts w:ascii="Times New Roman" w:eastAsia="Times New Roman" w:hAnsi="Times New Roman" w:cs="Times New Roman"/>
-          <w:b/>
-          <w:bCs/>
-          <w:kern w:val="36"/>
-          <w:sz w:val="48"/>
-          <w:szCs w:val="48"/>
-          <w:lang w:eastAsia="en-IN"/>
-        </w:rPr>
-        <w:t>🏆 15.</w:t>
-      </w:r>
-      <w:proofErr w:type="gramEnd"/>
-      <w:r>
-        <w:rPr>
-          <w:rFonts w:ascii="Times New Roman" w:eastAsia="Times New Roman" w:hAnsi="Times New Roman" w:cs="Times New Roman"/>
-          <w:b/>
-          <w:bCs/>
-          <w:kern w:val="36"/>
-          <w:sz w:val="48"/>
-          <w:szCs w:val="48"/>
-          <w:lang w:eastAsia="en-IN"/>
-        </w:rPr>
-        <w:t xml:space="preserve"> Interview Gold Lines (Enterprise Level)</w:t>
+        <w:t>🏆 15. Interview Gold Lines (Enterprise Level)</w:t>
       </w:r>
     </w:p>
     <w:p>
@@ -5194,27 +5070,7 @@
           <w:szCs w:val="24"/>
           <w:lang w:eastAsia="en-IN"/>
         </w:rPr>
-        <w:t xml:space="preserve"> LMS using </w:t>
-      </w:r>
-      <w:proofErr w:type="gramStart"/>
-      <w:r>
-        <w:rPr>
-          <w:rFonts w:ascii="Times New Roman" w:eastAsia="Times New Roman" w:hAnsi="Times New Roman" w:cs="Times New Roman"/>
-          <w:sz w:val="24"/>
-          <w:szCs w:val="24"/>
-          <w:lang w:eastAsia="en-IN"/>
-        </w:rPr>
-        <w:t>a modular</w:t>
-      </w:r>
-      <w:proofErr w:type="gramEnd"/>
-      <w:r>
-        <w:rPr>
-          <w:rFonts w:ascii="Times New Roman" w:eastAsia="Times New Roman" w:hAnsi="Times New Roman" w:cs="Times New Roman"/>
-          <w:sz w:val="24"/>
-          <w:szCs w:val="24"/>
-          <w:lang w:eastAsia="en-IN"/>
-        </w:rPr>
-        <w:t xml:space="preserve"> monolith architecture with Domain-Driven Design principles. Each module follows clean architecture with strict dependency rules to avoid coupling.”</w:t>
+        <w:t xml:space="preserve"> LMS using a modular monolith architecture with Domain-Driven Design principles. Each module follows clean architecture with strict dependency rules to avoid coupling.”</w:t>
       </w:r>
     </w:p>
     <w:p>
@@ -5324,6 +5180,138 @@
     </w:p>
     <w:p>
       <w:pPr>
+        <w:spacing w:beforeAutospacing="1" w:after="100" w:afterAutospacing="1" w:line="240" w:lineRule="auto"/>
+        <w:rPr>
+          <w:rFonts w:ascii="Times New Roman" w:eastAsia="Times New Roman" w:hAnsi="Times New Roman" w:cs="Times New Roman"/>
+          <w:sz w:val="24"/>
+          <w:szCs w:val="24"/>
+          <w:lang w:eastAsia="en-IN"/>
+        </w:rPr>
+      </w:pPr>
+    </w:p>
+    <w:p>
+      <w:pPr>
+        <w:spacing w:beforeAutospacing="1" w:after="100" w:afterAutospacing="1" w:line="240" w:lineRule="auto"/>
+        <w:rPr>
+          <w:rFonts w:ascii="Times New Roman" w:eastAsia="Times New Roman" w:hAnsi="Times New Roman" w:cs="Times New Roman"/>
+          <w:sz w:val="24"/>
+          <w:szCs w:val="24"/>
+          <w:lang w:eastAsia="en-IN"/>
+        </w:rPr>
+      </w:pPr>
+    </w:p>
+    <w:p>
+      <w:pPr>
+        <w:spacing w:beforeAutospacing="1" w:after="100" w:afterAutospacing="1" w:line="240" w:lineRule="auto"/>
+        <w:rPr>
+          <w:rFonts w:ascii="Times New Roman" w:eastAsia="Times New Roman" w:hAnsi="Times New Roman" w:cs="Times New Roman"/>
+          <w:sz w:val="24"/>
+          <w:szCs w:val="24"/>
+          <w:lang w:eastAsia="en-IN"/>
+        </w:rPr>
+      </w:pPr>
+    </w:p>
+    <w:p>
+      <w:pPr>
+        <w:spacing w:beforeAutospacing="1" w:after="100" w:afterAutospacing="1" w:line="240" w:lineRule="auto"/>
+        <w:rPr>
+          <w:rFonts w:ascii="Times New Roman" w:eastAsia="Times New Roman" w:hAnsi="Times New Roman" w:cs="Times New Roman"/>
+          <w:sz w:val="24"/>
+          <w:szCs w:val="24"/>
+          <w:lang w:eastAsia="en-IN"/>
+        </w:rPr>
+      </w:pPr>
+    </w:p>
+    <w:p>
+      <w:pPr>
+        <w:spacing w:beforeAutospacing="1" w:after="100" w:afterAutospacing="1" w:line="240" w:lineRule="auto"/>
+        <w:rPr>
+          <w:rFonts w:ascii="Times New Roman" w:eastAsia="Times New Roman" w:hAnsi="Times New Roman" w:cs="Times New Roman"/>
+          <w:sz w:val="24"/>
+          <w:szCs w:val="24"/>
+          <w:lang w:eastAsia="en-IN"/>
+        </w:rPr>
+      </w:pPr>
+    </w:p>
+    <w:p>
+      <w:pPr>
+        <w:spacing w:beforeAutospacing="1" w:after="100" w:afterAutospacing="1" w:line="240" w:lineRule="auto"/>
+        <w:rPr>
+          <w:rFonts w:ascii="Times New Roman" w:eastAsia="Times New Roman" w:hAnsi="Times New Roman" w:cs="Times New Roman"/>
+          <w:sz w:val="24"/>
+          <w:szCs w:val="24"/>
+          <w:lang w:eastAsia="en-IN"/>
+        </w:rPr>
+      </w:pPr>
+    </w:p>
+    <w:p>
+      <w:pPr>
+        <w:spacing w:beforeAutospacing="1" w:after="100" w:afterAutospacing="1" w:line="240" w:lineRule="auto"/>
+        <w:rPr>
+          <w:rFonts w:ascii="Times New Roman" w:eastAsia="Times New Roman" w:hAnsi="Times New Roman" w:cs="Times New Roman"/>
+          <w:sz w:val="24"/>
+          <w:szCs w:val="24"/>
+          <w:lang w:eastAsia="en-IN"/>
+        </w:rPr>
+      </w:pPr>
+    </w:p>
+    <w:p>
+      <w:pPr>
+        <w:spacing w:beforeAutospacing="1" w:after="100" w:afterAutospacing="1" w:line="240" w:lineRule="auto"/>
+        <w:rPr>
+          <w:rFonts w:ascii="Times New Roman" w:eastAsia="Times New Roman" w:hAnsi="Times New Roman" w:cs="Times New Roman"/>
+          <w:sz w:val="24"/>
+          <w:szCs w:val="24"/>
+          <w:lang w:eastAsia="en-IN"/>
+        </w:rPr>
+      </w:pPr>
+    </w:p>
+    <w:p>
+      <w:pPr>
+        <w:spacing w:beforeAutospacing="1" w:after="100" w:afterAutospacing="1" w:line="240" w:lineRule="auto"/>
+        <w:rPr>
+          <w:rFonts w:ascii="Times New Roman" w:eastAsia="Times New Roman" w:hAnsi="Times New Roman" w:cs="Times New Roman"/>
+          <w:sz w:val="24"/>
+          <w:szCs w:val="24"/>
+          <w:lang w:eastAsia="en-IN"/>
+        </w:rPr>
+      </w:pPr>
+    </w:p>
+    <w:p>
+      <w:pPr>
+        <w:spacing w:beforeAutospacing="1" w:after="100" w:afterAutospacing="1" w:line="240" w:lineRule="auto"/>
+        <w:rPr>
+          <w:rFonts w:ascii="Times New Roman" w:eastAsia="Times New Roman" w:hAnsi="Times New Roman" w:cs="Times New Roman"/>
+          <w:sz w:val="24"/>
+          <w:szCs w:val="24"/>
+          <w:lang w:eastAsia="en-IN"/>
+        </w:rPr>
+      </w:pPr>
+    </w:p>
+    <w:p>
+      <w:pPr>
+        <w:spacing w:beforeAutospacing="1" w:after="100" w:afterAutospacing="1" w:line="240" w:lineRule="auto"/>
+        <w:rPr>
+          <w:rFonts w:ascii="Times New Roman" w:eastAsia="Times New Roman" w:hAnsi="Times New Roman" w:cs="Times New Roman"/>
+          <w:sz w:val="24"/>
+          <w:szCs w:val="24"/>
+          <w:lang w:eastAsia="en-IN"/>
+        </w:rPr>
+      </w:pPr>
+    </w:p>
+    <w:p>
+      <w:pPr>
+        <w:spacing w:beforeAutospacing="1" w:after="100" w:afterAutospacing="1" w:line="240" w:lineRule="auto"/>
+        <w:rPr>
+          <w:rFonts w:ascii="Times New Roman" w:eastAsia="Times New Roman" w:hAnsi="Times New Roman" w:cs="Times New Roman"/>
+          <w:sz w:val="24"/>
+          <w:szCs w:val="24"/>
+          <w:lang w:eastAsia="en-IN"/>
+        </w:rPr>
+      </w:pPr>
+    </w:p>
+    <w:p>
+      <w:pPr>
         <w:pStyle w:val="Heading1"/>
       </w:pPr>
       <w:r>
@@ -5378,6 +5366,7 @@
         <w:rPr>
           <w:lang w:val="en-US"/>
         </w:rPr>
+        <w:lastRenderedPageBreak/>
         <w:br/>
       </w:r>
       <w:r>
@@ -5434,8 +5423,6 @@
         </w:rPr>
         <w:br/>
       </w:r>
-      <w:bookmarkStart w:id="0" w:name="_GoBack"/>
-      <w:bookmarkEnd w:id="0"/>
       <w:r>
         <w:rPr>
           <w:lang w:val="en-US"/>
@@ -5449,7 +5436,6 @@
         <w:br/>
       </w:r>
       <w:r>
-        <w:lastRenderedPageBreak/>
         <w:t>FINAL CLEAN COMMAND SETUP (Simplified + Correct)</w:t>
       </w:r>
     </w:p>
@@ -5721,6 +5707,7 @@
         <w:pStyle w:val="Heading1"/>
       </w:pPr>
       <w:r>
+        <w:lastRenderedPageBreak/>
         <w:t>📁 STEP 3 — Create Modules (Important but Simple)</w:t>
       </w:r>
     </w:p>
@@ -5916,7 +5903,6 @@
         <w:pStyle w:val="Heading2"/>
       </w:pPr>
       <w:r>
-        <w:lastRenderedPageBreak/>
         <w:t>🔹 Identity Module</w:t>
       </w:r>
     </w:p>
@@ -6188,6 +6174,7 @@
         <w:pStyle w:val="Heading2"/>
       </w:pPr>
       <w:r>
+        <w:lastRenderedPageBreak/>
         <w:t>Application Layer</w:t>
       </w:r>
     </w:p>
@@ -6331,9 +6318,6 @@
       </w:r>
       <w:r>
         <w:br/>
-      </w:r>
-      <w:r>
-        <w:lastRenderedPageBreak/>
         <w:t xml:space="preserve"> │    ├── Course/</w:t>
       </w:r>
       <w:r>
@@ -6760,6 +6744,7 @@
         <w:pStyle w:val="NormalWeb"/>
       </w:pPr>
       <w:r>
+        <w:lastRenderedPageBreak/>
         <w:t>👉 Modules = feature separation, NOT dependency chaos</w:t>
       </w:r>
     </w:p>
@@ -6792,6 +6777,520 @@
       <w:proofErr w:type="spellEnd"/>
       <w:r>
         <w:t xml:space="preserve"> in the future without major refactoring.”</w:t>
+      </w:r>
+    </w:p>
+    <w:p>
+      <w:pPr>
+        <w:pStyle w:val="Heading1"/>
+      </w:pPr>
+      <w:r>
+        <w:rPr>
+          <w:lang w:val="en-US"/>
+        </w:rPr>
+        <w:br/>
+      </w:r>
+      <w:r>
+        <w:rPr>
+          <w:lang w:val="en-US"/>
+        </w:rPr>
+        <w:br/>
+      </w:r>
+      <w:r>
+        <w:rPr>
+          <w:lang w:val="en-US"/>
+        </w:rPr>
+        <w:br/>
+      </w:r>
+      <w:r>
+        <w:rPr>
+          <w:lang w:val="en-US"/>
+        </w:rPr>
+        <w:br/>
+      </w:r>
+      <w:r>
+        <w:rPr>
+          <w:lang w:val="en-US"/>
+        </w:rPr>
+        <w:br/>
+      </w:r>
+      <w:r>
+        <w:rPr>
+          <w:lang w:val="en-US"/>
+        </w:rPr>
+        <w:br/>
+      </w:r>
+      <w:r>
+        <w:rPr>
+          <w:rFonts w:ascii="Cambria" w:hAnsi="Cambria" w:cs="Cambria"/>
+        </w:rPr>
+        <w:t>🏗️</w:t>
+      </w:r>
+      <w:r>
+        <w:t xml:space="preserve"> </w:t>
+      </w:r>
+      <w:r>
+        <w:rPr>
+          <w:rFonts w:ascii="Cambria" w:hAnsi="Cambria" w:cs="Cambria"/>
+        </w:rPr>
+        <w:t>✅</w:t>
+      </w:r>
+      <w:r>
+        <w:t xml:space="preserve"> FINAL STRUCTURE (</w:t>
+      </w:r>
+      <w:proofErr w:type="spellStart"/>
+      <w:r>
+        <w:t>VidySphere</w:t>
+      </w:r>
+      <w:proofErr w:type="spellEnd"/>
+      <w:r>
+        <w:t>)</w:t>
+      </w:r>
+    </w:p>
+    <w:p>
+      <w:pPr>
+        <w:pStyle w:val="HTMLPreformatted"/>
+      </w:pPr>
+      <w:proofErr w:type="spellStart"/>
+      <w:r>
+        <w:t>VidySphere</w:t>
+      </w:r>
+      <w:proofErr w:type="spellEnd"/>
+      <w:r>
+        <w:t>/</w:t>
+      </w:r>
+      <w:r>
+        <w:br/>
+        <w:t>│</w:t>
+      </w:r>
+      <w:r>
+        <w:br/>
+        <w:t xml:space="preserve">├── </w:t>
+      </w:r>
+      <w:proofErr w:type="spellStart"/>
+      <w:r>
+        <w:t>VidySphere.API</w:t>
+      </w:r>
+      <w:proofErr w:type="spellEnd"/>
+      <w:r>
+        <w:t xml:space="preserve">                 → Entry Point (Controllers, Middleware)</w:t>
+      </w:r>
+      <w:r>
+        <w:br/>
+        <w:t>│   ├── Controllers/</w:t>
+      </w:r>
+      <w:r>
+        <w:br/>
+        <w:t xml:space="preserve">│   ├── </w:t>
+      </w:r>
+      <w:proofErr w:type="spellStart"/>
+      <w:r>
+        <w:t>Middlewares</w:t>
+      </w:r>
+      <w:proofErr w:type="spellEnd"/>
+      <w:r>
+        <w:t>/</w:t>
+      </w:r>
+      <w:r>
+        <w:br/>
+        <w:t>│   ├── Extensions/</w:t>
+      </w:r>
+      <w:r>
+        <w:br/>
+        <w:t xml:space="preserve">│   └── </w:t>
+      </w:r>
+      <w:proofErr w:type="spellStart"/>
+      <w:r>
+        <w:t>Program.cs</w:t>
+      </w:r>
+      <w:proofErr w:type="spellEnd"/>
+      <w:r>
+        <w:br/>
+        <w:t>│</w:t>
+      </w:r>
+      <w:r>
+        <w:br/>
+        <w:t xml:space="preserve">├── </w:t>
+      </w:r>
+      <w:proofErr w:type="spellStart"/>
+      <w:r>
+        <w:t>VidySphere.Domain</w:t>
+      </w:r>
+      <w:proofErr w:type="spellEnd"/>
+      <w:r>
+        <w:t xml:space="preserve">              → Core (No dependency on anything)</w:t>
+      </w:r>
+      <w:r>
+        <w:br/>
+        <w:t>│   ├── Entities/</w:t>
+      </w:r>
+      <w:r>
+        <w:br/>
+        <w:t xml:space="preserve">│   │     ├── </w:t>
+      </w:r>
+      <w:proofErr w:type="spellStart"/>
+      <w:r>
+        <w:t>BaseEntity.cs</w:t>
+      </w:r>
+      <w:proofErr w:type="spellEnd"/>
+      <w:r>
+        <w:br/>
+        <w:t xml:space="preserve">│   │     ├── </w:t>
+      </w:r>
+      <w:proofErr w:type="spellStart"/>
+      <w:r>
+        <w:t>User.cs</w:t>
+      </w:r>
+      <w:proofErr w:type="spellEnd"/>
+      <w:r>
+        <w:br/>
+        <w:t xml:space="preserve">│   │     ├── </w:t>
+      </w:r>
+      <w:proofErr w:type="spellStart"/>
+      <w:r>
+        <w:t>Tenant.cs</w:t>
+      </w:r>
+      <w:proofErr w:type="spellEnd"/>
+      <w:r>
+        <w:br/>
+        <w:t xml:space="preserve">│   │     ├── </w:t>
+      </w:r>
+      <w:proofErr w:type="spellStart"/>
+      <w:r>
+        <w:t>Course.cs</w:t>
+      </w:r>
+      <w:proofErr w:type="spellEnd"/>
+      <w:r>
+        <w:br/>
+        <w:t>│   │</w:t>
+      </w:r>
+      <w:r>
+        <w:br/>
+        <w:t>│   ├── Interfaces/               → ONLY Repository Interfaces</w:t>
+      </w:r>
+      <w:r>
+        <w:br/>
+        <w:t xml:space="preserve">│   │     ├── </w:t>
+      </w:r>
+      <w:proofErr w:type="spellStart"/>
+      <w:r>
+        <w:t>IUserRepository.cs</w:t>
+      </w:r>
+      <w:proofErr w:type="spellEnd"/>
+      <w:r>
+        <w:br/>
+        <w:t xml:space="preserve">│   │     ├── </w:t>
+      </w:r>
+      <w:proofErr w:type="spellStart"/>
+      <w:r>
+        <w:t>ITenantRepository.cs</w:t>
+      </w:r>
+      <w:proofErr w:type="spellEnd"/>
+      <w:r>
+        <w:br/>
+        <w:t xml:space="preserve">│   │     ├── </w:t>
+      </w:r>
+      <w:proofErr w:type="spellStart"/>
+      <w:r>
+        <w:t>ICourseRepository.cs</w:t>
+      </w:r>
+      <w:proofErr w:type="spellEnd"/>
+      <w:r>
+        <w:br/>
+        <w:t>│   │</w:t>
+      </w:r>
+      <w:r>
+        <w:br/>
+        <w:t xml:space="preserve">│   └── </w:t>
+      </w:r>
+      <w:proofErr w:type="spellStart"/>
+      <w:r>
+        <w:t>Enums</w:t>
+      </w:r>
+      <w:proofErr w:type="spellEnd"/>
+      <w:r>
+        <w:t>/</w:t>
+      </w:r>
+      <w:r>
+        <w:br/>
+        <w:t>│</w:t>
+      </w:r>
+      <w:r>
+        <w:br/>
+        <w:t xml:space="preserve">├── </w:t>
+      </w:r>
+      <w:proofErr w:type="spellStart"/>
+      <w:r>
+        <w:t>VidySphere.Application</w:t>
+      </w:r>
+      <w:proofErr w:type="spellEnd"/>
+      <w:r>
+        <w:t xml:space="preserve">         → Business Logic (Use Cases)</w:t>
+      </w:r>
+      <w:r>
+        <w:br/>
+        <w:t>│   ├── Interfaces/               → Service Interfaces</w:t>
+      </w:r>
+      <w:r>
+        <w:br/>
+        <w:t xml:space="preserve">│   │     ├── </w:t>
+      </w:r>
+      <w:proofErr w:type="spellStart"/>
+      <w:r>
+        <w:t>IUserService.cs</w:t>
+      </w:r>
+      <w:proofErr w:type="spellEnd"/>
+      <w:r>
+        <w:br/>
+        <w:t xml:space="preserve">│   │     ├── </w:t>
+      </w:r>
+      <w:proofErr w:type="spellStart"/>
+      <w:r>
+        <w:t>IAuthService.cs</w:t>
+      </w:r>
+      <w:proofErr w:type="spellEnd"/>
+      <w:r>
+        <w:br/>
+        <w:t xml:space="preserve">│   │     ├── </w:t>
+      </w:r>
+      <w:proofErr w:type="spellStart"/>
+      <w:r>
+        <w:t>IPasswordHasher.cs</w:t>
+      </w:r>
+      <w:proofErr w:type="spellEnd"/>
+      <w:r>
+        <w:br/>
+        <w:t>│   │</w:t>
+      </w:r>
+      <w:bookmarkStart w:id="0" w:name="_GoBack"/>
+      <w:bookmarkEnd w:id="0"/>
+      <w:r>
+        <w:br/>
+        <w:t>│   ├── Services/</w:t>
+      </w:r>
+      <w:r>
+        <w:br/>
+      </w:r>
+      <w:r>
+        <w:lastRenderedPageBreak/>
+        <w:t xml:space="preserve">│   │     ├── </w:t>
+      </w:r>
+      <w:proofErr w:type="spellStart"/>
+      <w:r>
+        <w:t>UserService.cs</w:t>
+      </w:r>
+      <w:proofErr w:type="spellEnd"/>
+      <w:r>
+        <w:br/>
+        <w:t xml:space="preserve">│   │     ├── </w:t>
+      </w:r>
+      <w:proofErr w:type="spellStart"/>
+      <w:r>
+        <w:t>AuthService.cs</w:t>
+      </w:r>
+      <w:proofErr w:type="spellEnd"/>
+      <w:r>
+        <w:br/>
+        <w:t xml:space="preserve">│   │     ├── </w:t>
+      </w:r>
+      <w:proofErr w:type="spellStart"/>
+      <w:r>
+        <w:t>PasswordHasher.cs</w:t>
+      </w:r>
+      <w:proofErr w:type="spellEnd"/>
+      <w:r>
+        <w:br/>
+        <w:t>│   │</w:t>
+      </w:r>
+      <w:r>
+        <w:br/>
+        <w:t>│   ├── DTOs/</w:t>
+      </w:r>
+      <w:r>
+        <w:br/>
+        <w:t xml:space="preserve">│   │     ├── </w:t>
+      </w:r>
+      <w:proofErr w:type="spellStart"/>
+      <w:r>
+        <w:t>RegisterRequest.cs</w:t>
+      </w:r>
+      <w:proofErr w:type="spellEnd"/>
+      <w:r>
+        <w:br/>
+        <w:t xml:space="preserve">│   │     ├── </w:t>
+      </w:r>
+      <w:proofErr w:type="spellStart"/>
+      <w:r>
+        <w:t>LoginRequest.cs</w:t>
+      </w:r>
+      <w:proofErr w:type="spellEnd"/>
+      <w:r>
+        <w:br/>
+        <w:t>│   │</w:t>
+      </w:r>
+      <w:r>
+        <w:br/>
+        <w:t>│   ├── Validators/</w:t>
+      </w:r>
+      <w:r>
+        <w:br/>
+        <w:t xml:space="preserve">│   │     ├── </w:t>
+      </w:r>
+      <w:proofErr w:type="spellStart"/>
+      <w:r>
+        <w:t>RegisterRequestValidator.cs</w:t>
+      </w:r>
+      <w:proofErr w:type="spellEnd"/>
+      <w:r>
+        <w:br/>
+        <w:t xml:space="preserve">│   │     ├── </w:t>
+      </w:r>
+      <w:proofErr w:type="spellStart"/>
+      <w:r>
+        <w:t>LoginRequestValidator.cs</w:t>
+      </w:r>
+      <w:proofErr w:type="spellEnd"/>
+      <w:r>
+        <w:br/>
+        <w:t>│</w:t>
+      </w:r>
+      <w:r>
+        <w:br/>
+        <w:t>│</w:t>
+      </w:r>
+      <w:r>
+        <w:br/>
+        <w:t xml:space="preserve">├── </w:t>
+      </w:r>
+      <w:proofErr w:type="spellStart"/>
+      <w:r>
+        <w:t>VidySphere.Infrastructure</w:t>
+      </w:r>
+      <w:proofErr w:type="spellEnd"/>
+      <w:r>
+        <w:t xml:space="preserve">      → External World (DB, EF Core)</w:t>
+      </w:r>
+      <w:r>
+        <w:br/>
+        <w:t>│   ├── Data/</w:t>
+      </w:r>
+      <w:r>
+        <w:br/>
+        <w:t xml:space="preserve">│   │     ├── </w:t>
+      </w:r>
+      <w:proofErr w:type="spellStart"/>
+      <w:r>
+        <w:t>AppDbContext.cs</w:t>
+      </w:r>
+      <w:proofErr w:type="spellEnd"/>
+      <w:r>
+        <w:br/>
+        <w:t>│   │     ├── Migrations/</w:t>
+      </w:r>
+      <w:r>
+        <w:br/>
+        <w:t>│   │</w:t>
+      </w:r>
+      <w:r>
+        <w:br/>
+        <w:t>│   ├── Repositories/</w:t>
+      </w:r>
+      <w:r>
+        <w:br/>
+        <w:t xml:space="preserve">│   │     ├── </w:t>
+      </w:r>
+      <w:proofErr w:type="spellStart"/>
+      <w:r>
+        <w:t>UserRepository.cs</w:t>
+      </w:r>
+      <w:proofErr w:type="spellEnd"/>
+      <w:r>
+        <w:br/>
+        <w:t xml:space="preserve">│   │     ├── </w:t>
+      </w:r>
+      <w:proofErr w:type="spellStart"/>
+      <w:r>
+        <w:t>TenantRepository.cs</w:t>
+      </w:r>
+      <w:proofErr w:type="spellEnd"/>
+      <w:r>
+        <w:br/>
+        <w:t xml:space="preserve">│   │     ├── </w:t>
+      </w:r>
+      <w:proofErr w:type="spellStart"/>
+      <w:r>
+        <w:t>CourseRepository.cs</w:t>
+      </w:r>
+      <w:proofErr w:type="spellEnd"/>
+      <w:r>
+        <w:br/>
+        <w:t>│</w:t>
+      </w:r>
+      <w:r>
+        <w:br/>
+        <w:t xml:space="preserve">│   └── Configurations/ (optional Fluent API </w:t>
+      </w:r>
+      <w:proofErr w:type="spellStart"/>
+      <w:r>
+        <w:t>configs</w:t>
+      </w:r>
+      <w:proofErr w:type="spellEnd"/>
+      <w:r>
+        <w:t>)</w:t>
+      </w:r>
+      <w:r>
+        <w:br/>
+        <w:t>│</w:t>
+      </w:r>
+      <w:r>
+        <w:br/>
+        <w:t xml:space="preserve">└── Modules/ (Feature separation – future </w:t>
+      </w:r>
+      <w:proofErr w:type="spellStart"/>
+      <w:r>
+        <w:t>microservices</w:t>
+      </w:r>
+      <w:proofErr w:type="spellEnd"/>
+      <w:r>
+        <w:t xml:space="preserve"> ready)</w:t>
+      </w:r>
+      <w:r>
+        <w:br/>
+        <w:t xml:space="preserve">    ├── Course/</w:t>
+      </w:r>
+      <w:r>
+        <w:br/>
+        <w:t xml:space="preserve">    ├── Tenant/</w:t>
+      </w:r>
+      <w:r>
+        <w:br/>
+        <w:t xml:space="preserve">    ├── Identity/</w:t>
+      </w:r>
+    </w:p>
+    <w:p>
+      <w:r>
+        <w:pict>
+          <v:rect id="_x0000_i1062" style="width:0;height:1.5pt" o:hralign="center" o:hrstd="t" o:hr="t" fillcolor="#a0a0a0" stroked="f"/>
+        </w:pict>
+      </w:r>
+    </w:p>
+    <w:p>
+      <w:pPr>
+        <w:pStyle w:val="Heading1"/>
+      </w:pPr>
+      <w:r>
+        <w:t>🔁 🔥 DEPENDENCY FLOW (MOST IMPORTANT)</w:t>
+      </w:r>
+    </w:p>
+    <w:p>
+      <w:pPr>
+        <w:pStyle w:val="HTMLPreformatted"/>
+      </w:pPr>
+      <w:r>
+        <w:t>API → Application → Domain</w:t>
+      </w:r>
+      <w:r>
+        <w:br/>
+        <w:t>API → Infrastructure → Domain</w:t>
       </w:r>
     </w:p>
     <w:p>
